--- a/misc/Data downloading and processing.docx
+++ b/misc/Data downloading and processing.docx
@@ -574,22 +574,7 @@
     </w:p>
     <w:p>
       <w:r>
-        <w:t>V</w:t>
-      </w:r>
-      <w:r>
-        <w:t xml:space="preserve">ulnerability indicators </w:t>
-      </w:r>
-      <w:r>
-        <w:t>downloa</w:t>
-      </w:r>
-      <w:r>
-        <w:t>d</w:t>
-      </w:r>
-      <w:r>
-        <w:t>ed d</w:t>
-      </w:r>
-      <w:r>
-        <w:t>irectly from the UNICEF SDMX Data Warehouse.</w:t>
+        <w:t>Vulnerability indicators downloaded directly from the UNICEF SDMX Data Warehouse.</w:t>
       </w:r>
     </w:p>
     <w:p>
@@ -1442,6 +1427,394 @@
       </w:r>
     </w:p>
     <w:p/>
+    <w:p>
+      <w:pPr>
+        <w:pStyle w:val="ListParagraph"/>
+        <w:rPr>
+          <w:b/>
+          <w:bCs/>
+        </w:rPr>
+      </w:pPr>
+      <w:r>
+        <w:rPr>
+          <w:b/>
+          <w:bCs/>
+        </w:rPr>
+        <w:t>Record of Changes</w:t>
+      </w:r>
+    </w:p>
+    <w:p>
+      <w:pPr>
+        <w:pStyle w:val="ListParagraph"/>
+      </w:pPr>
+      <w:r>
+        <w:t>1. Population Exposure</w:t>
+      </w:r>
+    </w:p>
+    <w:p>
+      <w:pPr>
+        <w:pStyle w:val="ListParagraph"/>
+        <w:ind w:left="1440"/>
+      </w:pPr>
+      <w:r>
+        <w:t>Missing Data Handling: In cases where no pixels are available in the hazard layers, exposures are now recorded as NA instead of 0.</w:t>
+      </w:r>
+    </w:p>
+    <w:p>
+      <w:pPr>
+        <w:pStyle w:val="ListParagraph"/>
+        <w:ind w:left="1440"/>
+      </w:pPr>
+    </w:p>
+    <w:p>
+      <w:pPr>
+        <w:pStyle w:val="ListParagraph"/>
+        <w:ind w:left="1440"/>
+      </w:pPr>
+      <w:r>
+        <w:t>Exceptions: This change does not apply to Agricultural Drought, Tropical Storm, or Malaria (</w:t>
+      </w:r>
+      <w:proofErr w:type="spellStart"/>
+      <w:r>
+        <w:t>Pv</w:t>
+      </w:r>
+      <w:proofErr w:type="spellEnd"/>
+      <w:r>
+        <w:t>/</w:t>
+      </w:r>
+      <w:proofErr w:type="spellStart"/>
+      <w:r>
+        <w:t>Pf</w:t>
+      </w:r>
+      <w:proofErr w:type="spellEnd"/>
+      <w:r>
+        <w:t>). In these layers, "no data" is intentionally recorded to reflect zero risk.</w:t>
+      </w:r>
+    </w:p>
+    <w:p>
+      <w:pPr>
+        <w:pStyle w:val="ListParagraph"/>
+      </w:pPr>
+    </w:p>
+    <w:p>
+      <w:pPr>
+        <w:pStyle w:val="ListParagraph"/>
+      </w:pPr>
+      <w:r>
+        <w:lastRenderedPageBreak/>
+        <w:t>2. P1 Value Calculation</w:t>
+      </w:r>
+    </w:p>
+    <w:p>
+      <w:pPr>
+        <w:pStyle w:val="ListParagraph"/>
+        <w:ind w:left="1440"/>
+      </w:pPr>
+      <w:r>
+        <w:t xml:space="preserve">Handling Nulls: P1 values are now calculated using only available data; </w:t>
+      </w:r>
+      <w:proofErr w:type="spellStart"/>
+      <w:r>
+        <w:t>NaN</w:t>
+      </w:r>
+      <w:proofErr w:type="spellEnd"/>
+      <w:r>
+        <w:t xml:space="preserve"> values are excluded from the initial processing.</w:t>
+      </w:r>
+    </w:p>
+    <w:p>
+      <w:pPr>
+        <w:pStyle w:val="ListParagraph"/>
+        <w:ind w:left="1440"/>
+      </w:pPr>
+    </w:p>
+    <w:p>
+      <w:pPr>
+        <w:pStyle w:val="ListParagraph"/>
+        <w:ind w:left="1440"/>
+      </w:pPr>
+      <w:r>
+        <w:t xml:space="preserve">Relative Values: Relative values are set to </w:t>
+      </w:r>
+      <w:proofErr w:type="spellStart"/>
+      <w:r>
+        <w:t>NaN</w:t>
+      </w:r>
+      <w:proofErr w:type="spellEnd"/>
+      <w:r>
+        <w:t xml:space="preserve"> if the corresponding absolute values are </w:t>
+      </w:r>
+      <w:proofErr w:type="spellStart"/>
+      <w:r>
+        <w:t>NaN</w:t>
+      </w:r>
+      <w:proofErr w:type="spellEnd"/>
+      <w:r>
+        <w:t xml:space="preserve">. Consequently, the geometric average between them will also result in </w:t>
+      </w:r>
+      <w:proofErr w:type="spellStart"/>
+      <w:r>
+        <w:t>NaN</w:t>
+      </w:r>
+      <w:proofErr w:type="spellEnd"/>
+      <w:r>
+        <w:t>.</w:t>
+      </w:r>
+    </w:p>
+    <w:p>
+      <w:pPr>
+        <w:pStyle w:val="ListParagraph"/>
+        <w:ind w:left="1440"/>
+      </w:pPr>
+    </w:p>
+    <w:p>
+      <w:pPr>
+        <w:pStyle w:val="ListParagraph"/>
+        <w:ind w:left="1440"/>
+      </w:pPr>
+      <w:r>
+        <w:t xml:space="preserve">Group Means: Geometric means within groups are now calculated by dropping </w:t>
+      </w:r>
+      <w:proofErr w:type="spellStart"/>
+      <w:r>
+        <w:t>NaN</w:t>
+      </w:r>
+      <w:proofErr w:type="spellEnd"/>
+      <w:r>
+        <w:t xml:space="preserve"> values, allowing a group (topic) mean to be derived from the remaining valid data points.</w:t>
+      </w:r>
+    </w:p>
+    <w:p>
+      <w:pPr>
+        <w:pStyle w:val="ListParagraph"/>
+        <w:ind w:left="1440"/>
+      </w:pPr>
+    </w:p>
+    <w:p>
+      <w:pPr>
+        <w:pStyle w:val="ListParagraph"/>
+        <w:ind w:left="1440"/>
+      </w:pPr>
+      <w:r>
+        <w:t xml:space="preserve">Aggregate Means: The final geometric mean across groups is calculated only if all hazard groups have a valid </w:t>
+      </w:r>
+      <w:proofErr w:type="gramStart"/>
+      <w:r>
+        <w:t>mean</w:t>
+      </w:r>
+      <w:proofErr w:type="gramEnd"/>
+      <w:r>
+        <w:t xml:space="preserve">. If any hazard group </w:t>
+      </w:r>
+      <w:proofErr w:type="gramStart"/>
+      <w:r>
+        <w:t>mean is</w:t>
+      </w:r>
+      <w:proofErr w:type="gramEnd"/>
+      <w:r>
+        <w:t xml:space="preserve"> </w:t>
+      </w:r>
+      <w:proofErr w:type="spellStart"/>
+      <w:r>
+        <w:t>NaN</w:t>
+      </w:r>
+      <w:proofErr w:type="spellEnd"/>
+      <w:r>
+        <w:t xml:space="preserve">, the overall geometric mean is returned as </w:t>
+      </w:r>
+      <w:proofErr w:type="spellStart"/>
+      <w:r>
+        <w:t>NaN</w:t>
+      </w:r>
+      <w:proofErr w:type="spellEnd"/>
+      <w:r>
+        <w:t>.</w:t>
+      </w:r>
+    </w:p>
+    <w:p>
+      <w:pPr>
+        <w:pStyle w:val="ListParagraph"/>
+      </w:pPr>
+    </w:p>
+    <w:p>
+      <w:pPr>
+        <w:pStyle w:val="ListParagraph"/>
+      </w:pPr>
+      <w:r>
+        <w:t>3. P2 Value Updates</w:t>
+      </w:r>
+    </w:p>
+    <w:p>
+      <w:pPr>
+        <w:pStyle w:val="ListParagraph"/>
+        <w:ind w:left="1440"/>
+      </w:pPr>
+      <w:r>
+        <w:t>WASH: Sanitation data has been updated with the 2024 JMP dataset.</w:t>
+      </w:r>
+    </w:p>
+    <w:p>
+      <w:pPr>
+        <w:pStyle w:val="ListParagraph"/>
+        <w:ind w:left="1440"/>
+      </w:pPr>
+    </w:p>
+    <w:p>
+      <w:pPr>
+        <w:pStyle w:val="ListParagraph"/>
+        <w:ind w:left="1440"/>
+      </w:pPr>
+      <w:r>
+        <w:t>Child Marriage: Data representation has shifted from total counts (raw numbers) to percentages.</w:t>
+      </w:r>
+    </w:p>
+    <w:p>
+      <w:pPr>
+        <w:pStyle w:val="ListParagraph"/>
+      </w:pPr>
+    </w:p>
+    <w:p>
+      <w:pPr>
+        <w:pStyle w:val="ListParagraph"/>
+      </w:pPr>
+      <w:r>
+        <w:t>4. Quadrant Calculation</w:t>
+      </w:r>
+    </w:p>
+    <w:p>
+      <w:pPr>
+        <w:pStyle w:val="ListParagraph"/>
+        <w:ind w:left="1440"/>
+      </w:pPr>
+      <w:r>
+        <w:t xml:space="preserve">Data Integrity: Quadrants are now calculated strictly for countries where both P1 and P2 values are valid (not </w:t>
+      </w:r>
+      <w:proofErr w:type="spellStart"/>
+      <w:r>
+        <w:t>NaN</w:t>
+      </w:r>
+      <w:proofErr w:type="spellEnd"/>
+      <w:r>
+        <w:t>).</w:t>
+      </w:r>
+    </w:p>
+    <w:p>
+      <w:pPr>
+        <w:pStyle w:val="ListParagraph"/>
+        <w:ind w:left="1440"/>
+      </w:pPr>
+    </w:p>
+    <w:p>
+      <w:pPr>
+        <w:pStyle w:val="ListParagraph"/>
+        <w:ind w:left="1440"/>
+      </w:pPr>
+      <w:r>
+        <w:t xml:space="preserve">Reference Averages: </w:t>
+      </w:r>
+    </w:p>
+    <w:p>
+      <w:pPr>
+        <w:pStyle w:val="ListParagraph"/>
+        <w:ind w:left="1440"/>
+      </w:pPr>
+      <w:r>
+        <w:t>Average P1: 4.44</w:t>
+      </w:r>
+    </w:p>
+    <w:p>
+      <w:pPr>
+        <w:pStyle w:val="ListParagraph"/>
+        <w:ind w:left="1440"/>
+      </w:pPr>
+      <w:r>
+        <w:t>Average P2: 2.48</w:t>
+      </w:r>
+    </w:p>
+    <w:p>
+      <w:pPr>
+        <w:pStyle w:val="ListParagraph"/>
+      </w:pPr>
+    </w:p>
+    <w:p>
+      <w:pPr>
+        <w:pStyle w:val="ListParagraph"/>
+      </w:pPr>
+      <w:r>
+        <w:t>5. Multi-Hazard Composite (MHC)</w:t>
+      </w:r>
+    </w:p>
+    <w:p>
+      <w:pPr>
+        <w:pStyle w:val="ListParagraph"/>
+        <w:ind w:left="1440"/>
+      </w:pPr>
+      <w:r>
+        <w:t>Consistency: MHC values were recalculated within a unified script to ensure consistency across boundary simplifications and the application of the 5km coastal area buffer.</w:t>
+      </w:r>
+    </w:p>
+    <w:p>
+      <w:pPr>
+        <w:pStyle w:val="ListParagraph"/>
+      </w:pPr>
+    </w:p>
+    <w:p>
+      <w:pPr>
+        <w:pStyle w:val="ListParagraph"/>
+      </w:pPr>
+      <w:r>
+        <w:t>6. Final Output</w:t>
+      </w:r>
+    </w:p>
+    <w:p>
+      <w:pPr>
+        <w:pStyle w:val="ListParagraph"/>
+        <w:ind w:left="1440"/>
+      </w:pPr>
+      <w:r>
+        <w:lastRenderedPageBreak/>
+        <w:t xml:space="preserve">Coverage: The final </w:t>
+      </w:r>
+      <w:proofErr w:type="spellStart"/>
+      <w:r>
+        <w:t>GeoJSON</w:t>
+      </w:r>
+      <w:proofErr w:type="spellEnd"/>
+      <w:r>
+        <w:t xml:space="preserve"> includes boundaries for all 260 ISO3 codes. However, CCRI quadrants were only generated for 159 regions (including specific states and territories).</w:t>
+      </w:r>
+    </w:p>
+    <w:p>
+      <w:pPr>
+        <w:pStyle w:val="ListParagraph"/>
+        <w:ind w:left="1440"/>
+      </w:pPr>
+    </w:p>
+    <w:p>
+      <w:pPr>
+        <w:pStyle w:val="ListParagraph"/>
+        <w:ind w:left="1440"/>
+      </w:pPr>
+      <w:r>
+        <w:t xml:space="preserve">Metadata: A </w:t>
+      </w:r>
+      <w:proofErr w:type="gramStart"/>
+      <w:r>
+        <w:t>type</w:t>
+      </w:r>
+      <w:proofErr w:type="gramEnd"/>
+      <w:r>
+        <w:t xml:space="preserve"> field has been added to the </w:t>
+      </w:r>
+      <w:proofErr w:type="spellStart"/>
+      <w:r>
+        <w:t>GeoJSON</w:t>
+      </w:r>
+      <w:proofErr w:type="spellEnd"/>
+      <w:r>
+        <w:t xml:space="preserve"> to specify the region category (e.g., "state").</w:t>
+      </w:r>
+    </w:p>
     <w:sectPr>
       <w:pgSz w:w="12240" w:h="15840"/>
       <w:pgMar w:top="1440" w:right="1440" w:bottom="1440" w:left="1440" w:header="720" w:footer="720" w:gutter="0"/>
@@ -2209,7 +2582,7 @@
         <w:ind w:left="1440" w:hanging="360"/>
       </w:pPr>
     </w:lvl>
-    <w:lvl w:ilvl="2" w:tentative="1">
+    <w:lvl w:ilvl="2">
       <w:start w:val="1"/>
       <w:numFmt w:val="bullet"/>
       <w:lvlText w:val=""/>
@@ -3066,6 +3439,7 @@
   <w:style w:type="character" w:default="1" w:styleId="DefaultParagraphFont">
     <w:name w:val="Default Paragraph Font"/>
     <w:uiPriority w:val="1"/>
+    <w:semiHidden/>
     <w:unhideWhenUsed/>
   </w:style>
   <w:style w:type="table" w:default="1" w:styleId="TableNormal">
